--- a/docs/claude-analytic.docx
+++ b/docs/claude-analytic.docx
@@ -23,23 +23,13 @@
       <w:pPr>
         <w:spacing w:after="200"/>
       </w:pPr>
-      <w:proofErr w:type="spellStart"/>
       <w:r>
         <w:rPr>
           <w:rFonts w:ascii="Georgia" w:eastAsia="Georgia" w:hAnsi="Georgia" w:cs="Georgia"/>
           <w:sz w:val="120"/>
           <w:szCs w:val="120"/>
         </w:rPr>
-        <w:t>claude</w:t>
-      </w:r>
-      <w:proofErr w:type="spellEnd"/>
-      <w:r>
-        <w:rPr>
-          <w:rFonts w:ascii="Georgia" w:eastAsia="Georgia" w:hAnsi="Georgia" w:cs="Georgia"/>
-          <w:sz w:val="120"/>
-          <w:szCs w:val="120"/>
-        </w:rPr>
-        <w:t>-</w:t>
+        <w:t>claude-</w:t>
       </w:r>
       <w:r>
         <w:rPr>
@@ -94,80 +84,7 @@
           <w:sz w:val="18"/>
           <w:szCs w:val="18"/>
         </w:rPr>
-        <w:t xml:space="preserve">  </w:t>
-      </w:r>
-      <w:proofErr w:type="gramStart"/>
-      <w:r>
-        <w:rPr>
-          <w:rFonts w:ascii="Consolas" w:eastAsia="Consolas" w:hAnsi="Consolas" w:cs="Consolas"/>
-          <w:color w:val="E8DFCC"/>
-          <w:sz w:val="18"/>
-          <w:szCs w:val="18"/>
-        </w:rPr>
-        <w:t xml:space="preserve">$  </w:t>
-      </w:r>
-      <w:proofErr w:type="spellStart"/>
-      <w:r>
-        <w:rPr>
-          <w:rFonts w:ascii="Consolas" w:eastAsia="Consolas" w:hAnsi="Consolas" w:cs="Consolas"/>
-          <w:color w:val="E8DFCC"/>
-          <w:sz w:val="18"/>
-          <w:szCs w:val="18"/>
-        </w:rPr>
-        <w:t>npx</w:t>
-      </w:r>
-      <w:proofErr w:type="spellEnd"/>
-      <w:proofErr w:type="gramEnd"/>
-      <w:r>
-        <w:rPr>
-          <w:rFonts w:ascii="Consolas" w:eastAsia="Consolas" w:hAnsi="Consolas" w:cs="Consolas"/>
-          <w:color w:val="E8DFCC"/>
-          <w:sz w:val="18"/>
-          <w:szCs w:val="18"/>
-        </w:rPr>
-        <w:t xml:space="preserve"> </w:t>
-      </w:r>
-      <w:proofErr w:type="spellStart"/>
-      <w:proofErr w:type="gramStart"/>
-      <w:r>
-        <w:rPr>
-          <w:rFonts w:ascii="Consolas" w:eastAsia="Consolas" w:hAnsi="Consolas" w:cs="Consolas"/>
-          <w:color w:val="E8DFCC"/>
-          <w:sz w:val="18"/>
-          <w:szCs w:val="18"/>
-        </w:rPr>
-        <w:t>github:onsaurav</w:t>
-      </w:r>
-      <w:proofErr w:type="spellEnd"/>
-      <w:proofErr w:type="gramEnd"/>
-      <w:r>
-        <w:rPr>
-          <w:rFonts w:ascii="Consolas" w:eastAsia="Consolas" w:hAnsi="Consolas" w:cs="Consolas"/>
-          <w:color w:val="E8DFCC"/>
-          <w:sz w:val="18"/>
-          <w:szCs w:val="18"/>
-        </w:rPr>
-        <w:t>/</w:t>
-      </w:r>
-      <w:proofErr w:type="spellStart"/>
-      <w:r>
-        <w:rPr>
-          <w:rFonts w:ascii="Consolas" w:eastAsia="Consolas" w:hAnsi="Consolas" w:cs="Consolas"/>
-          <w:color w:val="E8DFCC"/>
-          <w:sz w:val="18"/>
-          <w:szCs w:val="18"/>
-        </w:rPr>
-        <w:t>claude</w:t>
-      </w:r>
-      <w:proofErr w:type="spellEnd"/>
-      <w:r>
-        <w:rPr>
-          <w:rFonts w:ascii="Consolas" w:eastAsia="Consolas" w:hAnsi="Consolas" w:cs="Consolas"/>
-          <w:color w:val="E8DFCC"/>
-          <w:sz w:val="18"/>
-          <w:szCs w:val="18"/>
-        </w:rPr>
-        <w:t>-analytic</w:t>
+        <w:t xml:space="preserve">  $  npx github:onsaurav/claude-analytic</w:t>
       </w:r>
     </w:p>
     <w:p>
@@ -196,41 +113,13 @@
         </w:rPr>
         <w:t xml:space="preserve">Or install globally: </w:t>
       </w:r>
-      <w:proofErr w:type="spellStart"/>
       <w:r>
         <w:rPr>
           <w:rFonts w:ascii="Consolas" w:eastAsia="Consolas" w:hAnsi="Consolas" w:cs="Consolas"/>
           <w:sz w:val="20"/>
           <w:szCs w:val="20"/>
         </w:rPr>
-        <w:t>npm</w:t>
-      </w:r>
-      <w:proofErr w:type="spellEnd"/>
-      <w:r>
-        <w:rPr>
-          <w:rFonts w:ascii="Consolas" w:eastAsia="Consolas" w:hAnsi="Consolas" w:cs="Consolas"/>
-          <w:sz w:val="20"/>
-          <w:szCs w:val="20"/>
-        </w:rPr>
-        <w:t xml:space="preserve"> install -g </w:t>
-      </w:r>
-      <w:proofErr w:type="spellStart"/>
-      <w:r>
-        <w:rPr>
-          <w:rFonts w:ascii="Consolas" w:eastAsia="Consolas" w:hAnsi="Consolas" w:cs="Consolas"/>
-          <w:sz w:val="20"/>
-          <w:szCs w:val="20"/>
-        </w:rPr>
-        <w:t>claude</w:t>
-      </w:r>
-      <w:proofErr w:type="spellEnd"/>
-      <w:r>
-        <w:rPr>
-          <w:rFonts w:ascii="Consolas" w:eastAsia="Consolas" w:hAnsi="Consolas" w:cs="Consolas"/>
-          <w:sz w:val="20"/>
-          <w:szCs w:val="20"/>
-        </w:rPr>
-        <w:t>-analytic</w:t>
+        <w:t>npm install -g claude-analytic</w:t>
       </w:r>
       <w:r>
         <w:rPr>
@@ -240,23 +129,13 @@
         </w:rPr>
         <w:t xml:space="preserve">, then run </w:t>
       </w:r>
-      <w:proofErr w:type="spellStart"/>
       <w:r>
         <w:rPr>
           <w:rFonts w:ascii="Consolas" w:eastAsia="Consolas" w:hAnsi="Consolas" w:cs="Consolas"/>
           <w:sz w:val="20"/>
           <w:szCs w:val="20"/>
         </w:rPr>
-        <w:t>claude</w:t>
-      </w:r>
-      <w:proofErr w:type="spellEnd"/>
-      <w:r>
-        <w:rPr>
-          <w:rFonts w:ascii="Consolas" w:eastAsia="Consolas" w:hAnsi="Consolas" w:cs="Consolas"/>
-          <w:sz w:val="20"/>
-          <w:szCs w:val="20"/>
-        </w:rPr>
-        <w:t>-analytic</w:t>
+        <w:t>claude-analytic</w:t>
       </w:r>
       <w:r>
         <w:rPr>
@@ -329,6 +208,9 @@
     <w:p>
       <w:pPr>
         <w:spacing w:after="160" w:line="320" w:lineRule="auto"/>
+        <w:rPr>
+          <w:color w:val="4A4239"/>
+        </w:rPr>
       </w:pPr>
       <w:r>
         <w:rPr>
@@ -344,41 +226,7 @@
           <w:szCs w:val="20"/>
           <w:shd w:val="clear" w:color="auto" w:fill="EBE3D2"/>
         </w:rPr>
-        <w:t>~</w:t>
-      </w:r>
-      <w:proofErr w:type="gramStart"/>
-      <w:r>
-        <w:rPr>
-          <w:rFonts w:ascii="Consolas" w:eastAsia="Consolas" w:hAnsi="Consolas" w:cs="Consolas"/>
-          <w:color w:val="8A3413"/>
-          <w:sz w:val="20"/>
-          <w:szCs w:val="20"/>
-          <w:shd w:val="clear" w:color="auto" w:fill="EBE3D2"/>
-        </w:rPr>
-        <w:t>/.</w:t>
-      </w:r>
-      <w:proofErr w:type="spellStart"/>
-      <w:r>
-        <w:rPr>
-          <w:rFonts w:ascii="Consolas" w:eastAsia="Consolas" w:hAnsi="Consolas" w:cs="Consolas"/>
-          <w:color w:val="8A3413"/>
-          <w:sz w:val="20"/>
-          <w:szCs w:val="20"/>
-          <w:shd w:val="clear" w:color="auto" w:fill="EBE3D2"/>
-        </w:rPr>
-        <w:t>claude</w:t>
-      </w:r>
-      <w:proofErr w:type="spellEnd"/>
-      <w:proofErr w:type="gramEnd"/>
-      <w:r>
-        <w:rPr>
-          <w:rFonts w:ascii="Consolas" w:eastAsia="Consolas" w:hAnsi="Consolas" w:cs="Consolas"/>
-          <w:color w:val="8A3413"/>
-          <w:sz w:val="20"/>
-          <w:szCs w:val="20"/>
-          <w:shd w:val="clear" w:color="auto" w:fill="EBE3D2"/>
-        </w:rPr>
-        <w:t>/projects/</w:t>
+        <w:t>~/.claude/projects/</w:t>
       </w:r>
       <w:r>
         <w:rPr>
@@ -386,6 +234,11 @@
         </w:rPr>
         <w:t>. The tool reads those files, tallies tokens by type, computes your cache hit rate, and prints a summary. That’s it.</w:t>
       </w:r>
+    </w:p>
+    <w:p>
+      <w:pPr>
+        <w:spacing w:after="160" w:line="320" w:lineRule="auto"/>
+      </w:pPr>
     </w:p>
     <w:p>
       <w:pPr>
@@ -423,6 +276,9 @@
     <w:p>
       <w:pPr>
         <w:spacing w:after="160" w:line="320" w:lineRule="auto"/>
+        <w:rPr>
+          <w:color w:val="4A4239"/>
+        </w:rPr>
       </w:pPr>
       <w:r>
         <w:rPr>
@@ -456,6 +312,11 @@
         </w:rPr>
         <w:t xml:space="preserve"> (the mechanic that makes long sessions cheap). Internalize these and the rest of the report reads itself.</w:t>
       </w:r>
+    </w:p>
+    <w:p>
+      <w:pPr>
+        <w:spacing w:after="160" w:line="320" w:lineRule="auto"/>
+      </w:pPr>
     </w:p>
     <w:p>
       <w:pPr>
@@ -488,51 +349,7 @@
           <w:sz w:val="19"/>
           <w:szCs w:val="19"/>
         </w:rPr>
-        <w:t xml:space="preserve">"Hello, world!" → about 4 </w:t>
-      </w:r>
-      <w:proofErr w:type="gramStart"/>
-      <w:r>
-        <w:rPr>
-          <w:i/>
-          <w:iCs/>
-          <w:color w:val="7A6F5F"/>
-          <w:sz w:val="19"/>
-          <w:szCs w:val="19"/>
-        </w:rPr>
-        <w:t>tokens  ·</w:t>
-      </w:r>
-      <w:proofErr w:type="gramEnd"/>
-      <w:r>
-        <w:rPr>
-          <w:i/>
-          <w:iCs/>
-          <w:color w:val="7A6F5F"/>
-          <w:sz w:val="19"/>
-          <w:szCs w:val="19"/>
-        </w:rPr>
-        <w:t xml:space="preserve">  500-word message → ~650 </w:t>
-      </w:r>
-      <w:proofErr w:type="gramStart"/>
-      <w:r>
-        <w:rPr>
-          <w:i/>
-          <w:iCs/>
-          <w:color w:val="7A6F5F"/>
-          <w:sz w:val="19"/>
-          <w:szCs w:val="19"/>
-        </w:rPr>
-        <w:t>tokens  ·</w:t>
-      </w:r>
-      <w:proofErr w:type="gramEnd"/>
-      <w:r>
-        <w:rPr>
-          <w:i/>
-          <w:iCs/>
-          <w:color w:val="7A6F5F"/>
-          <w:sz w:val="19"/>
-          <w:szCs w:val="19"/>
-        </w:rPr>
-        <w:t xml:space="preserve">  medium source file → 1,000–3,000 tokens.</w:t>
+        <w:t>"Hello, world!" → about 4 tokens  ·  500-word message → ~650 tokens  ·  medium source file → 1,000–3,000 tokens.</w:t>
       </w:r>
     </w:p>
     <w:tbl>
@@ -557,12 +374,6 @@
         <w:gridCol w:w="5040"/>
       </w:tblGrid>
       <w:tr>
-        <w:tblPrEx>
-          <w:tblCellMar>
-            <w:top w:w="0" w:type="dxa"/>
-            <w:bottom w:w="0" w:type="dxa"/>
-          </w:tblCellMar>
-        </w:tblPrEx>
         <w:tc>
           <w:tcPr>
             <w:tcW w:w="5040" w:type="dxa"/>
@@ -594,6 +405,7 @@
                 <w:sz w:val="15"/>
                 <w:szCs w:val="15"/>
               </w:rPr>
+              <w:lastRenderedPageBreak/>
               <w:t>TYPE 01</w:t>
             </w:r>
           </w:p>
@@ -620,7 +432,6 @@
                 <w:sz w:val="20"/>
                 <w:szCs w:val="20"/>
               </w:rPr>
-              <w:lastRenderedPageBreak/>
               <w:t>Fresh text you sent to Claude — text the model has to read from scratch, not pulled from the cache.</w:t>
             </w:r>
           </w:p>
@@ -667,7 +478,6 @@
                 <w:sz w:val="15"/>
                 <w:szCs w:val="15"/>
               </w:rPr>
-              <w:lastRenderedPageBreak/>
               <w:t>TYPE 02</w:t>
             </w:r>
           </w:p>
@@ -694,7 +504,6 @@
                 <w:sz w:val="20"/>
                 <w:szCs w:val="20"/>
               </w:rPr>
-              <w:lastRenderedPageBreak/>
               <w:t>Text Claude generated back to you. Five times more expensive than input — generation is the costly half of the loop.</w:t>
             </w:r>
           </w:p>
@@ -706,38 +515,12 @@
                 <w:szCs w:val="18"/>
                 <w:shd w:val="clear" w:color="auto" w:fill="EBE3D2"/>
               </w:rPr>
-              <w:t xml:space="preserve"> $15.00 / 1</w:t>
-            </w:r>
-            <w:proofErr w:type="gramStart"/>
-            <w:r>
-              <w:rPr>
-                <w:rFonts w:ascii="Consolas" w:eastAsia="Consolas" w:hAnsi="Consolas" w:cs="Consolas"/>
-                <w:sz w:val="18"/>
-                <w:szCs w:val="18"/>
-                <w:shd w:val="clear" w:color="auto" w:fill="EBE3D2"/>
-              </w:rPr>
-              <w:t>M  ·</w:t>
-            </w:r>
-            <w:proofErr w:type="gramEnd"/>
-            <w:r>
-              <w:rPr>
-                <w:rFonts w:ascii="Consolas" w:eastAsia="Consolas" w:hAnsi="Consolas" w:cs="Consolas"/>
-                <w:sz w:val="18"/>
-                <w:szCs w:val="18"/>
-                <w:shd w:val="clear" w:color="auto" w:fill="EBE3D2"/>
-              </w:rPr>
-              <w:t xml:space="preserve">  5× </w:t>
+              <w:t xml:space="preserve"> $15.00 / 1M  ·  5× </w:t>
             </w:r>
           </w:p>
         </w:tc>
       </w:tr>
       <w:tr>
-        <w:tblPrEx>
-          <w:tblCellMar>
-            <w:top w:w="0" w:type="dxa"/>
-            <w:bottom w:w="0" w:type="dxa"/>
-          </w:tblCellMar>
-        </w:tblPrEx>
         <w:tc>
           <w:tcPr>
             <w:tcW w:w="5040" w:type="dxa"/>
@@ -769,7 +552,6 @@
                 <w:sz w:val="15"/>
                 <w:szCs w:val="15"/>
               </w:rPr>
-              <w:lastRenderedPageBreak/>
               <w:t>TYPE 03</w:t>
             </w:r>
           </w:p>
@@ -783,18 +565,8 @@
                 <w:sz w:val="26"/>
                 <w:szCs w:val="26"/>
               </w:rPr>
-              <w:t xml:space="preserve">Cache </w:t>
+              <w:t>Cache write</w:t>
             </w:r>
-            <w:proofErr w:type="gramStart"/>
-            <w:r>
-              <w:rPr>
-                <w:rFonts w:ascii="Georgia" w:eastAsia="Georgia" w:hAnsi="Georgia" w:cs="Georgia"/>
-                <w:sz w:val="26"/>
-                <w:szCs w:val="26"/>
-              </w:rPr>
-              <w:t>write</w:t>
-            </w:r>
-            <w:proofErr w:type="gramEnd"/>
           </w:p>
           <w:p>
             <w:pPr>
@@ -889,27 +661,7 @@
                 <w:szCs w:val="18"/>
                 <w:shd w:val="clear" w:color="auto" w:fill="EBE3D2"/>
               </w:rPr>
-              <w:t xml:space="preserve"> $0.30 / 1</w:t>
-            </w:r>
-            <w:proofErr w:type="gramStart"/>
-            <w:r>
-              <w:rPr>
-                <w:rFonts w:ascii="Consolas" w:eastAsia="Consolas" w:hAnsi="Consolas" w:cs="Consolas"/>
-                <w:sz w:val="18"/>
-                <w:szCs w:val="18"/>
-                <w:shd w:val="clear" w:color="auto" w:fill="EBE3D2"/>
-              </w:rPr>
-              <w:t>M  ·</w:t>
-            </w:r>
-            <w:proofErr w:type="gramEnd"/>
-            <w:r>
-              <w:rPr>
-                <w:rFonts w:ascii="Consolas" w:eastAsia="Consolas" w:hAnsi="Consolas" w:cs="Consolas"/>
-                <w:sz w:val="18"/>
-                <w:szCs w:val="18"/>
-                <w:shd w:val="clear" w:color="auto" w:fill="EBE3D2"/>
-              </w:rPr>
-              <w:t xml:space="preserve">  10× cheaper </w:t>
+              <w:t xml:space="preserve"> $0.30 / 1M  ·  10× cheaper </w:t>
             </w:r>
           </w:p>
         </w:tc>
@@ -957,6 +709,20 @@
         </w:rPr>
         <w:t>A higher hit rate means you’re reusing context efficiently and paying less. Cache hit rate = cache reads ÷ (cache reads + fresh input).</w:t>
       </w:r>
+    </w:p>
+    <w:p>
+      <w:pPr>
+        <w:spacing w:before="360" w:after="120"/>
+        <w:rPr>
+          <w:rFonts w:ascii="Consolas" w:eastAsia="Consolas" w:hAnsi="Consolas" w:cs="Consolas"/>
+          <w:b/>
+          <w:bCs/>
+          <w:color w:val="C14A1E"/>
+          <w:spacing w:val="30"/>
+          <w:sz w:val="16"/>
+          <w:szCs w:val="16"/>
+        </w:rPr>
+      </w:pPr>
     </w:p>
     <w:p>
       <w:pPr>
@@ -1024,12 +790,6 @@
         <w:gridCol w:w="5847"/>
       </w:tblGrid>
       <w:tr>
-        <w:tblPrEx>
-          <w:tblCellMar>
-            <w:top w:w="0" w:type="dxa"/>
-            <w:bottom w:w="0" w:type="dxa"/>
-          </w:tblCellMar>
-        </w:tblPrEx>
         <w:trPr>
           <w:tblHeader/>
         </w:trPr>
@@ -1099,12 +859,6 @@
         </w:tc>
       </w:tr>
       <w:tr>
-        <w:tblPrEx>
-          <w:tblCellMar>
-            <w:top w:w="0" w:type="dxa"/>
-            <w:bottom w:w="0" w:type="dxa"/>
-          </w:tblCellMar>
-        </w:tblPrEx>
         <w:tc>
           <w:tcPr>
             <w:tcW w:w="4233" w:type="dxa"/>
@@ -1162,12 +916,6 @@
         </w:tc>
       </w:tr>
       <w:tr>
-        <w:tblPrEx>
-          <w:tblCellMar>
-            <w:top w:w="0" w:type="dxa"/>
-            <w:bottom w:w="0" w:type="dxa"/>
-          </w:tblCellMar>
-        </w:tblPrEx>
         <w:tc>
           <w:tcPr>
             <w:tcW w:w="4233" w:type="dxa"/>
@@ -1227,12 +975,6 @@
         </w:tc>
       </w:tr>
       <w:tr>
-        <w:tblPrEx>
-          <w:tblCellMar>
-            <w:top w:w="0" w:type="dxa"/>
-            <w:bottom w:w="0" w:type="dxa"/>
-          </w:tblCellMar>
-        </w:tblPrEx>
         <w:tc>
           <w:tcPr>
             <w:tcW w:w="4233" w:type="dxa"/>
@@ -1290,12 +1032,6 @@
         </w:tc>
       </w:tr>
       <w:tr>
-        <w:tblPrEx>
-          <w:tblCellMar>
-            <w:top w:w="0" w:type="dxa"/>
-            <w:bottom w:w="0" w:type="dxa"/>
-          </w:tblCellMar>
-        </w:tblPrEx>
         <w:tc>
           <w:tcPr>
             <w:tcW w:w="4233" w:type="dxa"/>
@@ -1355,12 +1091,6 @@
         </w:tc>
       </w:tr>
       <w:tr>
-        <w:tblPrEx>
-          <w:tblCellMar>
-            <w:top w:w="0" w:type="dxa"/>
-            <w:bottom w:w="0" w:type="dxa"/>
-          </w:tblCellMar>
-        </w:tblPrEx>
         <w:tc>
           <w:tcPr>
             <w:tcW w:w="4233" w:type="dxa"/>
@@ -1420,14 +1150,10 @@
     </w:tbl>
     <w:p>
       <w:pPr>
-        <w:spacing w:after="280"/>
-      </w:pPr>
-    </w:p>
-    <w:p>
-      <w:pPr>
         <w:pStyle w:val="Heading3"/>
       </w:pPr>
       <w:r>
+        <w:lastRenderedPageBreak/>
         <w:t>Reading your hit rate</w:t>
       </w:r>
     </w:p>
@@ -1465,12 +1191,6 @@
         <w:gridCol w:w="3360"/>
       </w:tblGrid>
       <w:tr>
-        <w:tblPrEx>
-          <w:tblCellMar>
-            <w:top w:w="0" w:type="dxa"/>
-            <w:bottom w:w="0" w:type="dxa"/>
-          </w:tblCellMar>
-        </w:tblPrEx>
         <w:tc>
           <w:tcPr>
             <w:tcW w:w="3360" w:type="dxa"/>
@@ -1502,7 +1222,6 @@
                 <w:sz w:val="32"/>
                 <w:szCs w:val="32"/>
               </w:rPr>
-              <w:lastRenderedPageBreak/>
               <w:t>85%+</w:t>
             </w:r>
           </w:p>
@@ -1710,9 +1429,14 @@
           <w:sz w:val="18"/>
           <w:szCs w:val="18"/>
         </w:rPr>
-        <w:t xml:space="preserve">  </w:t>
-      </w:r>
-      <w:proofErr w:type="gramStart"/>
+        <w:t xml:space="preserve">  │  Claude Analytic Report  │</w:t>
+      </w:r>
+    </w:p>
+    <w:p>
+      <w:pPr>
+        <w:shd w:val="clear" w:color="auto" w:fill="15110D"/>
+        <w:ind w:left="200" w:right="200"/>
+      </w:pPr>
       <w:r>
         <w:rPr>
           <w:rFonts w:ascii="Consolas" w:eastAsia="Consolas" w:hAnsi="Consolas" w:cs="Consolas"/>
@@ -1720,42 +1444,6 @@
           <w:sz w:val="18"/>
           <w:szCs w:val="18"/>
         </w:rPr>
-        <w:t>│  Claude</w:t>
-      </w:r>
-      <w:proofErr w:type="gramEnd"/>
-      <w:r>
-        <w:rPr>
-          <w:rFonts w:ascii="Consolas" w:eastAsia="Consolas" w:hAnsi="Consolas" w:cs="Consolas"/>
-          <w:color w:val="E89060"/>
-          <w:sz w:val="18"/>
-          <w:szCs w:val="18"/>
-        </w:rPr>
-        <w:t xml:space="preserve"> Analytic </w:t>
-      </w:r>
-      <w:proofErr w:type="gramStart"/>
-      <w:r>
-        <w:rPr>
-          <w:rFonts w:ascii="Consolas" w:eastAsia="Consolas" w:hAnsi="Consolas" w:cs="Consolas"/>
-          <w:color w:val="E89060"/>
-          <w:sz w:val="18"/>
-          <w:szCs w:val="18"/>
-        </w:rPr>
-        <w:t>Report  │</w:t>
-      </w:r>
-      <w:proofErr w:type="gramEnd"/>
-    </w:p>
-    <w:p>
-      <w:pPr>
-        <w:shd w:val="clear" w:color="auto" w:fill="15110D"/>
-        <w:ind w:left="200" w:right="200"/>
-      </w:pPr>
-      <w:r>
-        <w:rPr>
-          <w:rFonts w:ascii="Consolas" w:eastAsia="Consolas" w:hAnsi="Consolas" w:cs="Consolas"/>
-          <w:color w:val="E89060"/>
-          <w:sz w:val="18"/>
-          <w:szCs w:val="18"/>
-        </w:rPr>
         <w:t xml:space="preserve">  └──────────────────────────┘</w:t>
       </w:r>
     </w:p>
@@ -1861,9 +1549,14 @@
           <w:sz w:val="18"/>
           <w:szCs w:val="18"/>
         </w:rPr>
-        <w:t xml:space="preserve">  │ Session              │ </w:t>
-      </w:r>
-      <w:proofErr w:type="gramStart"/>
+        <w:t xml:space="preserve">  │ Session              │ In  │ Out    │ Cache Hit │</w:t>
+      </w:r>
+    </w:p>
+    <w:p>
+      <w:pPr>
+        <w:shd w:val="clear" w:color="auto" w:fill="15110D"/>
+        <w:ind w:left="200" w:right="200"/>
+      </w:pPr>
       <w:r>
         <w:rPr>
           <w:rFonts w:ascii="Consolas" w:eastAsia="Consolas" w:hAnsi="Consolas" w:cs="Consolas"/>
@@ -1871,9 +1564,14 @@
           <w:sz w:val="18"/>
           <w:szCs w:val="18"/>
         </w:rPr>
-        <w:t>In  │</w:t>
-      </w:r>
-      <w:proofErr w:type="gramEnd"/>
+        <w:t xml:space="preserve">  ├──────────────────────┼─────┼────────┼───────────┤</w:t>
+      </w:r>
+    </w:p>
+    <w:p>
+      <w:pPr>
+        <w:shd w:val="clear" w:color="auto" w:fill="15110D"/>
+        <w:ind w:left="200" w:right="200"/>
+      </w:pPr>
       <w:r>
         <w:rPr>
           <w:rFonts w:ascii="Consolas" w:eastAsia="Consolas" w:hAnsi="Consolas" w:cs="Consolas"/>
@@ -1881,7 +1579,7 @@
           <w:sz w:val="18"/>
           <w:szCs w:val="18"/>
         </w:rPr>
-        <w:t xml:space="preserve"> Out    │ Cache Hit │</w:t>
+        <w:t xml:space="preserve">  │ d--workspace-claude… │ 153 │ 28,150 │ 99.99%    │</w:t>
       </w:r>
     </w:p>
     <w:p>
@@ -1896,7 +1594,7 @@
           <w:sz w:val="18"/>
           <w:szCs w:val="18"/>
         </w:rPr>
-        <w:t xml:space="preserve">  ├──────────────────────┼─────┼────────┼───────────┤</w:t>
+        <w:t xml:space="preserve">  │ d--workspace-c160c1… │  69 │ 21,284 │ 99.99%    │</w:t>
       </w:r>
     </w:p>
     <w:p>
@@ -1911,9 +1609,14 @@
           <w:sz w:val="18"/>
           <w:szCs w:val="18"/>
         </w:rPr>
-        <w:t xml:space="preserve">  │ d--workspace-</w:t>
-      </w:r>
-      <w:proofErr w:type="spellStart"/>
+        <w:t xml:space="preserve">  │ d--workspace-claude… │  50 │ 12,826 │ 99.99%    │</w:t>
+      </w:r>
+    </w:p>
+    <w:p>
+      <w:pPr>
+        <w:shd w:val="clear" w:color="auto" w:fill="15110D"/>
+        <w:ind w:left="200" w:right="200"/>
+      </w:pPr>
       <w:r>
         <w:rPr>
           <w:rFonts w:ascii="Consolas" w:eastAsia="Consolas" w:hAnsi="Consolas" w:cs="Consolas"/>
@@ -1921,9 +1624,14 @@
           <w:sz w:val="18"/>
           <w:szCs w:val="18"/>
         </w:rPr>
-        <w:t>claude</w:t>
-      </w:r>
-      <w:proofErr w:type="spellEnd"/>
+        <w:t xml:space="preserve">  └──────────────────────┴─────┴────────┴───────────┘</w:t>
+      </w:r>
+    </w:p>
+    <w:p>
+      <w:pPr>
+        <w:shd w:val="clear" w:color="auto" w:fill="15110D"/>
+        <w:ind w:left="200" w:right="200"/>
+      </w:pPr>
       <w:r>
         <w:rPr>
           <w:rFonts w:ascii="Consolas" w:eastAsia="Consolas" w:hAnsi="Consolas" w:cs="Consolas"/>
@@ -1931,7 +1639,22 @@
           <w:sz w:val="18"/>
           <w:szCs w:val="18"/>
         </w:rPr>
-        <w:t>… │ 153 │ 28,150 │ 99.99%    │</w:t>
+        <w:t xml:space="preserve"> </w:t>
+      </w:r>
+    </w:p>
+    <w:p>
+      <w:pPr>
+        <w:shd w:val="clear" w:color="auto" w:fill="15110D"/>
+        <w:ind w:left="200" w:right="200"/>
+      </w:pPr>
+      <w:r>
+        <w:rPr>
+          <w:rFonts w:ascii="Consolas" w:eastAsia="Consolas" w:hAnsi="Consolas" w:cs="Consolas"/>
+          <w:color w:val="E9B16A"/>
+          <w:sz w:val="18"/>
+          <w:szCs w:val="18"/>
+        </w:rPr>
+        <w:t xml:space="preserve">  ▶ Overall Summary</w:t>
       </w:r>
     </w:p>
     <w:p>
@@ -1946,9 +1669,14 @@
           <w:sz w:val="18"/>
           <w:szCs w:val="18"/>
         </w:rPr>
-        <w:t xml:space="preserve">  │ d--workspace-c160c1… </w:t>
-      </w:r>
-      <w:proofErr w:type="gramStart"/>
+        <w:t xml:space="preserve">  ┌─────────────────────────────┬───────────┐</w:t>
+      </w:r>
+    </w:p>
+    <w:p>
+      <w:pPr>
+        <w:shd w:val="clear" w:color="auto" w:fill="15110D"/>
+        <w:ind w:left="200" w:right="200"/>
+      </w:pPr>
       <w:r>
         <w:rPr>
           <w:rFonts w:ascii="Consolas" w:eastAsia="Consolas" w:hAnsi="Consolas" w:cs="Consolas"/>
@@ -1956,9 +1684,14 @@
           <w:sz w:val="18"/>
           <w:szCs w:val="18"/>
         </w:rPr>
-        <w:t>│  69</w:t>
-      </w:r>
-      <w:proofErr w:type="gramEnd"/>
+        <w:t xml:space="preserve">  │ Metric                      │ Value     │</w:t>
+      </w:r>
+    </w:p>
+    <w:p>
+      <w:pPr>
+        <w:shd w:val="clear" w:color="auto" w:fill="15110D"/>
+        <w:ind w:left="200" w:right="200"/>
+      </w:pPr>
       <w:r>
         <w:rPr>
           <w:rFonts w:ascii="Consolas" w:eastAsia="Consolas" w:hAnsi="Consolas" w:cs="Consolas"/>
@@ -1966,7 +1699,7 @@
           <w:sz w:val="18"/>
           <w:szCs w:val="18"/>
         </w:rPr>
-        <w:t xml:space="preserve"> │ 21,284 │ 99.99%    │</w:t>
+        <w:t xml:space="preserve">  ├─────────────────────────────┼───────────┤</w:t>
       </w:r>
     </w:p>
     <w:p>
@@ -1981,9 +1714,14 @@
           <w:sz w:val="18"/>
           <w:szCs w:val="18"/>
         </w:rPr>
-        <w:t xml:space="preserve">  │ d--workspace-</w:t>
-      </w:r>
-      <w:proofErr w:type="spellStart"/>
+        <w:t xml:space="preserve">  │ Total Input Tokens          │ 272       │</w:t>
+      </w:r>
+    </w:p>
+    <w:p>
+      <w:pPr>
+        <w:shd w:val="clear" w:color="auto" w:fill="15110D"/>
+        <w:ind w:left="200" w:right="200"/>
+      </w:pPr>
       <w:r>
         <w:rPr>
           <w:rFonts w:ascii="Consolas" w:eastAsia="Consolas" w:hAnsi="Consolas" w:cs="Consolas"/>
@@ -1991,9 +1729,14 @@
           <w:sz w:val="18"/>
           <w:szCs w:val="18"/>
         </w:rPr>
-        <w:t>claude</w:t>
-      </w:r>
-      <w:proofErr w:type="spellEnd"/>
+        <w:t xml:space="preserve">  │ Total Output Tokens         │ 62,260    │</w:t>
+      </w:r>
+    </w:p>
+    <w:p>
+      <w:pPr>
+        <w:shd w:val="clear" w:color="auto" w:fill="15110D"/>
+        <w:ind w:left="200" w:right="200"/>
+      </w:pPr>
       <w:r>
         <w:rPr>
           <w:rFonts w:ascii="Consolas" w:eastAsia="Consolas" w:hAnsi="Consolas" w:cs="Consolas"/>
@@ -2001,9 +1744,14 @@
           <w:sz w:val="18"/>
           <w:szCs w:val="18"/>
         </w:rPr>
-        <w:t xml:space="preserve">… </w:t>
-      </w:r>
-      <w:proofErr w:type="gramStart"/>
+        <w:t xml:space="preserve">  │ Total Cache Read Tokens     │ 4,123,997 │</w:t>
+      </w:r>
+    </w:p>
+    <w:p>
+      <w:pPr>
+        <w:shd w:val="clear" w:color="auto" w:fill="15110D"/>
+        <w:ind w:left="200" w:right="200"/>
+      </w:pPr>
       <w:r>
         <w:rPr>
           <w:rFonts w:ascii="Consolas" w:eastAsia="Consolas" w:hAnsi="Consolas" w:cs="Consolas"/>
@@ -2011,9 +1759,29 @@
           <w:sz w:val="18"/>
           <w:szCs w:val="18"/>
         </w:rPr>
-        <w:t>│  50</w:t>
-      </w:r>
-      <w:proofErr w:type="gramEnd"/>
+        <w:t xml:space="preserve">  │ Total Cache Write Tokens    │ 135,468   │</w:t>
+      </w:r>
+    </w:p>
+    <w:p>
+      <w:pPr>
+        <w:shd w:val="clear" w:color="auto" w:fill="15110D"/>
+        <w:ind w:left="200" w:right="200"/>
+      </w:pPr>
+      <w:r>
+        <w:rPr>
+          <w:rFonts w:ascii="Consolas" w:eastAsia="Consolas" w:hAnsi="Consolas" w:cs="Consolas"/>
+          <w:color w:val="A8C97F"/>
+          <w:sz w:val="18"/>
+          <w:szCs w:val="18"/>
+        </w:rPr>
+        <w:t xml:space="preserve">  │ Overall Cache Hit Rate      │ 99.99%    │</w:t>
+      </w:r>
+    </w:p>
+    <w:p>
+      <w:pPr>
+        <w:shd w:val="clear" w:color="auto" w:fill="15110D"/>
+        <w:ind w:left="200" w:right="200"/>
+      </w:pPr>
       <w:r>
         <w:rPr>
           <w:rFonts w:ascii="Consolas" w:eastAsia="Consolas" w:hAnsi="Consolas" w:cs="Consolas"/>
@@ -2021,7 +1789,7 @@
           <w:sz w:val="18"/>
           <w:szCs w:val="18"/>
         </w:rPr>
-        <w:t xml:space="preserve"> │ 12,826 │ 99.99%    │</w:t>
+        <w:t xml:space="preserve">  └─────────────────────────────┴───────────┘</w:t>
       </w:r>
     </w:p>
     <w:p>
@@ -2036,186 +1804,6 @@
           <w:sz w:val="18"/>
           <w:szCs w:val="18"/>
         </w:rPr>
-        <w:t xml:space="preserve">  └──────────────────────┴─────┴────────┴───────────┘</w:t>
-      </w:r>
-    </w:p>
-    <w:p>
-      <w:pPr>
-        <w:shd w:val="clear" w:color="auto" w:fill="15110D"/>
-        <w:ind w:left="200" w:right="200"/>
-      </w:pPr>
-      <w:r>
-        <w:rPr>
-          <w:rFonts w:ascii="Consolas" w:eastAsia="Consolas" w:hAnsi="Consolas" w:cs="Consolas"/>
-          <w:color w:val="E8DFCC"/>
-          <w:sz w:val="18"/>
-          <w:szCs w:val="18"/>
-        </w:rPr>
-        <w:t xml:space="preserve"> </w:t>
-      </w:r>
-    </w:p>
-    <w:p>
-      <w:pPr>
-        <w:shd w:val="clear" w:color="auto" w:fill="15110D"/>
-        <w:ind w:left="200" w:right="200"/>
-      </w:pPr>
-      <w:r>
-        <w:rPr>
-          <w:rFonts w:ascii="Consolas" w:eastAsia="Consolas" w:hAnsi="Consolas" w:cs="Consolas"/>
-          <w:color w:val="E9B16A"/>
-          <w:sz w:val="18"/>
-          <w:szCs w:val="18"/>
-        </w:rPr>
-        <w:t xml:space="preserve">  ▶ Overall Summary</w:t>
-      </w:r>
-    </w:p>
-    <w:p>
-      <w:pPr>
-        <w:shd w:val="clear" w:color="auto" w:fill="15110D"/>
-        <w:ind w:left="200" w:right="200"/>
-      </w:pPr>
-      <w:r>
-        <w:rPr>
-          <w:rFonts w:ascii="Consolas" w:eastAsia="Consolas" w:hAnsi="Consolas" w:cs="Consolas"/>
-          <w:color w:val="E8DFCC"/>
-          <w:sz w:val="18"/>
-          <w:szCs w:val="18"/>
-        </w:rPr>
-        <w:t xml:space="preserve">  ┌─────────────────────────────┬───────────┐</w:t>
-      </w:r>
-    </w:p>
-    <w:p>
-      <w:pPr>
-        <w:shd w:val="clear" w:color="auto" w:fill="15110D"/>
-        <w:ind w:left="200" w:right="200"/>
-      </w:pPr>
-      <w:r>
-        <w:rPr>
-          <w:rFonts w:ascii="Consolas" w:eastAsia="Consolas" w:hAnsi="Consolas" w:cs="Consolas"/>
-          <w:color w:val="E8DFCC"/>
-          <w:sz w:val="18"/>
-          <w:szCs w:val="18"/>
-        </w:rPr>
-        <w:t xml:space="preserve">  │ Metric                      │ Value     │</w:t>
-      </w:r>
-    </w:p>
-    <w:p>
-      <w:pPr>
-        <w:shd w:val="clear" w:color="auto" w:fill="15110D"/>
-        <w:ind w:left="200" w:right="200"/>
-      </w:pPr>
-      <w:r>
-        <w:rPr>
-          <w:rFonts w:ascii="Consolas" w:eastAsia="Consolas" w:hAnsi="Consolas" w:cs="Consolas"/>
-          <w:color w:val="E8DFCC"/>
-          <w:sz w:val="18"/>
-          <w:szCs w:val="18"/>
-        </w:rPr>
-        <w:t xml:space="preserve">  ├─────────────────────────────┼───────────┤</w:t>
-      </w:r>
-    </w:p>
-    <w:p>
-      <w:pPr>
-        <w:shd w:val="clear" w:color="auto" w:fill="15110D"/>
-        <w:ind w:left="200" w:right="200"/>
-      </w:pPr>
-      <w:r>
-        <w:rPr>
-          <w:rFonts w:ascii="Consolas" w:eastAsia="Consolas" w:hAnsi="Consolas" w:cs="Consolas"/>
-          <w:color w:val="E8DFCC"/>
-          <w:sz w:val="18"/>
-          <w:szCs w:val="18"/>
-        </w:rPr>
-        <w:t xml:space="preserve">  │ Total Input Tokens          │ 272       │</w:t>
-      </w:r>
-    </w:p>
-    <w:p>
-      <w:pPr>
-        <w:shd w:val="clear" w:color="auto" w:fill="15110D"/>
-        <w:ind w:left="200" w:right="200"/>
-      </w:pPr>
-      <w:r>
-        <w:rPr>
-          <w:rFonts w:ascii="Consolas" w:eastAsia="Consolas" w:hAnsi="Consolas" w:cs="Consolas"/>
-          <w:color w:val="E8DFCC"/>
-          <w:sz w:val="18"/>
-          <w:szCs w:val="18"/>
-        </w:rPr>
-        <w:t xml:space="preserve">  │ Total Output Tokens         │ 62,260    │</w:t>
-      </w:r>
-    </w:p>
-    <w:p>
-      <w:pPr>
-        <w:shd w:val="clear" w:color="auto" w:fill="15110D"/>
-        <w:ind w:left="200" w:right="200"/>
-      </w:pPr>
-      <w:r>
-        <w:rPr>
-          <w:rFonts w:ascii="Consolas" w:eastAsia="Consolas" w:hAnsi="Consolas" w:cs="Consolas"/>
-          <w:color w:val="E8DFCC"/>
-          <w:sz w:val="18"/>
-          <w:szCs w:val="18"/>
-        </w:rPr>
-        <w:t xml:space="preserve">  │ Total Cache Read Tokens     │ 4,123,997 │</w:t>
-      </w:r>
-    </w:p>
-    <w:p>
-      <w:pPr>
-        <w:shd w:val="clear" w:color="auto" w:fill="15110D"/>
-        <w:ind w:left="200" w:right="200"/>
-      </w:pPr>
-      <w:r>
-        <w:rPr>
-          <w:rFonts w:ascii="Consolas" w:eastAsia="Consolas" w:hAnsi="Consolas" w:cs="Consolas"/>
-          <w:color w:val="E8DFCC"/>
-          <w:sz w:val="18"/>
-          <w:szCs w:val="18"/>
-        </w:rPr>
-        <w:t xml:space="preserve">  │ Total Cache Write Tokens    │ 135,468   │</w:t>
-      </w:r>
-    </w:p>
-    <w:p>
-      <w:pPr>
-        <w:shd w:val="clear" w:color="auto" w:fill="15110D"/>
-        <w:ind w:left="200" w:right="200"/>
-      </w:pPr>
-      <w:r>
-        <w:rPr>
-          <w:rFonts w:ascii="Consolas" w:eastAsia="Consolas" w:hAnsi="Consolas" w:cs="Consolas"/>
-          <w:color w:val="A8C97F"/>
-          <w:sz w:val="18"/>
-          <w:szCs w:val="18"/>
-        </w:rPr>
-        <w:t xml:space="preserve">  │ Overall Cache Hit Rate      │ 99.99%    │</w:t>
-      </w:r>
-    </w:p>
-    <w:p>
-      <w:pPr>
-        <w:shd w:val="clear" w:color="auto" w:fill="15110D"/>
-        <w:ind w:left="200" w:right="200"/>
-      </w:pPr>
-      <w:r>
-        <w:rPr>
-          <w:rFonts w:ascii="Consolas" w:eastAsia="Consolas" w:hAnsi="Consolas" w:cs="Consolas"/>
-          <w:color w:val="E8DFCC"/>
-          <w:sz w:val="18"/>
-          <w:szCs w:val="18"/>
-        </w:rPr>
-        <w:t xml:space="preserve">  └─────────────────────────────┴───────────┘</w:t>
-      </w:r>
-    </w:p>
-    <w:p>
-      <w:pPr>
-        <w:shd w:val="clear" w:color="auto" w:fill="15110D"/>
-        <w:ind w:left="200" w:right="200"/>
-      </w:pPr>
-      <w:r>
-        <w:rPr>
-          <w:rFonts w:ascii="Consolas" w:eastAsia="Consolas" w:hAnsi="Consolas" w:cs="Consolas"/>
-          <w:color w:val="E8DFCC"/>
-          <w:sz w:val="18"/>
-          <w:szCs w:val="18"/>
-        </w:rPr>
         <w:t xml:space="preserve"> </w:t>
       </w:r>
     </w:p>
@@ -2269,6 +1857,9 @@
     <w:p>
       <w:pPr>
         <w:spacing w:after="160" w:line="320" w:lineRule="auto"/>
+        <w:rPr>
+          <w:color w:val="4A4239"/>
+        </w:rPr>
       </w:pPr>
       <w:r>
         <w:rPr>
@@ -2291,9 +1882,14 @@
           <w:szCs w:val="20"/>
           <w:shd w:val="clear" w:color="auto" w:fill="EBE3D2"/>
         </w:rPr>
-        <w:t>$3.</w:t>
-      </w:r>
-      <w:proofErr w:type="gramStart"/>
+        <w:t>$3.00</w:t>
+      </w:r>
+      <w:r>
+        <w:rPr>
+          <w:color w:val="4A4239"/>
+        </w:rPr>
+        <w:t xml:space="preserve">  ·  output </w:t>
+      </w:r>
       <w:r>
         <w:rPr>
           <w:rFonts w:ascii="Consolas" w:eastAsia="Consolas" w:hAnsi="Consolas" w:cs="Consolas"/>
@@ -2302,20 +1898,13 @@
           <w:szCs w:val="20"/>
           <w:shd w:val="clear" w:color="auto" w:fill="EBE3D2"/>
         </w:rPr>
-        <w:t>00</w:t>
+        <w:t>$15.00</w:t>
       </w:r>
       <w:r>
         <w:rPr>
           <w:color w:val="4A4239"/>
         </w:rPr>
-        <w:t xml:space="preserve">  ·</w:t>
-      </w:r>
-      <w:proofErr w:type="gramEnd"/>
-      <w:r>
-        <w:rPr>
-          <w:color w:val="4A4239"/>
-        </w:rPr>
-        <w:t xml:space="preserve">  output </w:t>
+        <w:t xml:space="preserve">  ·  cache read </w:t>
       </w:r>
       <w:r>
         <w:rPr>
@@ -2325,9 +1914,14 @@
           <w:szCs w:val="20"/>
           <w:shd w:val="clear" w:color="auto" w:fill="EBE3D2"/>
         </w:rPr>
-        <w:t>$15.</w:t>
-      </w:r>
-      <w:proofErr w:type="gramStart"/>
+        <w:t>$0.30</w:t>
+      </w:r>
+      <w:r>
+        <w:rPr>
+          <w:color w:val="4A4239"/>
+        </w:rPr>
+        <w:t xml:space="preserve">  ·  cache write </w:t>
+      </w:r>
       <w:r>
         <w:rPr>
           <w:rFonts w:ascii="Consolas" w:eastAsia="Consolas" w:hAnsi="Consolas" w:cs="Consolas"/>
@@ -2336,71 +1930,19 @@
           <w:szCs w:val="20"/>
           <w:shd w:val="clear" w:color="auto" w:fill="EBE3D2"/>
         </w:rPr>
-        <w:t>00</w:t>
+        <w:t>$3.75</w:t>
       </w:r>
       <w:r>
         <w:rPr>
           <w:color w:val="4A4239"/>
         </w:rPr>
-        <w:t xml:space="preserve">  ·</w:t>
-      </w:r>
-      <w:proofErr w:type="gramEnd"/>
-      <w:r>
-        <w:rPr>
-          <w:color w:val="4A4239"/>
-        </w:rPr>
-        <w:t xml:space="preserve">  cache read </w:t>
-      </w:r>
-      <w:r>
-        <w:rPr>
-          <w:rFonts w:ascii="Consolas" w:eastAsia="Consolas" w:hAnsi="Consolas" w:cs="Consolas"/>
-          <w:color w:val="8A3413"/>
-          <w:sz w:val="20"/>
-          <w:szCs w:val="20"/>
-          <w:shd w:val="clear" w:color="auto" w:fill="EBE3D2"/>
-        </w:rPr>
-        <w:t>$0.</w:t>
-      </w:r>
-      <w:proofErr w:type="gramStart"/>
-      <w:r>
-        <w:rPr>
-          <w:rFonts w:ascii="Consolas" w:eastAsia="Consolas" w:hAnsi="Consolas" w:cs="Consolas"/>
-          <w:color w:val="8A3413"/>
-          <w:sz w:val="20"/>
-          <w:szCs w:val="20"/>
-          <w:shd w:val="clear" w:color="auto" w:fill="EBE3D2"/>
-        </w:rPr>
-        <w:t>30</w:t>
-      </w:r>
-      <w:r>
-        <w:rPr>
-          <w:color w:val="4A4239"/>
-        </w:rPr>
-        <w:t xml:space="preserve">  ·</w:t>
-      </w:r>
-      <w:proofErr w:type="gramEnd"/>
-      <w:r>
-        <w:rPr>
-          <w:color w:val="4A4239"/>
-        </w:rPr>
-        <w:t xml:space="preserve">  cache write </w:t>
-      </w:r>
-      <w:r>
-        <w:rPr>
-          <w:rFonts w:ascii="Consolas" w:eastAsia="Consolas" w:hAnsi="Consolas" w:cs="Consolas"/>
-          <w:color w:val="8A3413"/>
-          <w:sz w:val="20"/>
-          <w:szCs w:val="20"/>
-          <w:shd w:val="clear" w:color="auto" w:fill="EBE3D2"/>
-        </w:rPr>
-        <w:t>$3.75</w:t>
-      </w:r>
-      <w:r>
-        <w:rPr>
-          <w:color w:val="4A4239"/>
-        </w:rPr>
         <w:t>.</w:t>
       </w:r>
+    </w:p>
+    <w:p>
+      <w:pPr>
+        <w:spacing w:after="160" w:line="320" w:lineRule="auto"/>
+      </w:pPr>
     </w:p>
     <w:p>
       <w:pPr>
@@ -2421,6 +1963,7 @@
           <w:sz w:val="16"/>
           <w:szCs w:val="16"/>
         </w:rPr>
+        <w:lastRenderedPageBreak/>
         <w:t>05 — PRACTICE</w:t>
       </w:r>
     </w:p>
@@ -2457,7 +2000,6 @@
           <w:sz w:val="48"/>
           <w:szCs w:val="48"/>
         </w:rPr>
-        <w:lastRenderedPageBreak/>
         <w:t>01</w:t>
       </w:r>
       <w:r>
@@ -2635,7 +2177,6 @@
       <w:pPr>
         <w:spacing w:after="60"/>
       </w:pPr>
-      <w:proofErr w:type="spellStart"/>
       <w:r>
         <w:rPr>
           <w:rFonts w:ascii="Consolas" w:eastAsia="Consolas" w:hAnsi="Consolas" w:cs="Consolas"/>
@@ -2643,9 +2184,13 @@
           <w:sz w:val="20"/>
           <w:szCs w:val="20"/>
         </w:rPr>
-        <w:t>npx</w:t>
-      </w:r>
-      <w:proofErr w:type="spellEnd"/>
+        <w:t>npx github:onsaurav/claude-analytic</w:t>
+      </w:r>
+    </w:p>
+    <w:p>
+      <w:pPr>
+        <w:spacing w:after="200"/>
+      </w:pPr>
       <w:r>
         <w:rPr>
           <w:rFonts w:ascii="Consolas" w:eastAsia="Consolas" w:hAnsi="Consolas" w:cs="Consolas"/>
@@ -2653,94 +2198,7 @@
           <w:sz w:val="20"/>
           <w:szCs w:val="20"/>
         </w:rPr>
-        <w:t xml:space="preserve"> </w:t>
-      </w:r>
-      <w:proofErr w:type="spellStart"/>
-      <w:proofErr w:type="gramStart"/>
-      <w:r>
-        <w:rPr>
-          <w:rFonts w:ascii="Consolas" w:eastAsia="Consolas" w:hAnsi="Consolas" w:cs="Consolas"/>
-          <w:color w:val="4A4239"/>
-          <w:sz w:val="20"/>
-          <w:szCs w:val="20"/>
-        </w:rPr>
-        <w:t>github:onsaurav</w:t>
-      </w:r>
-      <w:proofErr w:type="spellEnd"/>
-      <w:proofErr w:type="gramEnd"/>
-      <w:r>
-        <w:rPr>
-          <w:rFonts w:ascii="Consolas" w:eastAsia="Consolas" w:hAnsi="Consolas" w:cs="Consolas"/>
-          <w:color w:val="4A4239"/>
-          <w:sz w:val="20"/>
-          <w:szCs w:val="20"/>
-        </w:rPr>
-        <w:t>/</w:t>
-      </w:r>
-      <w:proofErr w:type="spellStart"/>
-      <w:r>
-        <w:rPr>
-          <w:rFonts w:ascii="Consolas" w:eastAsia="Consolas" w:hAnsi="Consolas" w:cs="Consolas"/>
-          <w:color w:val="4A4239"/>
-          <w:sz w:val="20"/>
-          <w:szCs w:val="20"/>
-        </w:rPr>
-        <w:t>claude</w:t>
-      </w:r>
-      <w:proofErr w:type="spellEnd"/>
-      <w:r>
-        <w:rPr>
-          <w:rFonts w:ascii="Consolas" w:eastAsia="Consolas" w:hAnsi="Consolas" w:cs="Consolas"/>
-          <w:color w:val="4A4239"/>
-          <w:sz w:val="20"/>
-          <w:szCs w:val="20"/>
-        </w:rPr>
-        <w:t>-analytic</w:t>
-      </w:r>
-    </w:p>
-    <w:p>
-      <w:pPr>
-        <w:spacing w:after="200"/>
-      </w:pPr>
-      <w:proofErr w:type="spellStart"/>
-      <w:r>
-        <w:rPr>
-          <w:rFonts w:ascii="Consolas" w:eastAsia="Consolas" w:hAnsi="Consolas" w:cs="Consolas"/>
-          <w:color w:val="4A4239"/>
-          <w:sz w:val="20"/>
-          <w:szCs w:val="20"/>
-        </w:rPr>
-        <w:t>npm</w:t>
-      </w:r>
-      <w:proofErr w:type="spellEnd"/>
-      <w:r>
-        <w:rPr>
-          <w:rFonts w:ascii="Consolas" w:eastAsia="Consolas" w:hAnsi="Consolas" w:cs="Consolas"/>
-          <w:color w:val="4A4239"/>
-          <w:sz w:val="20"/>
-          <w:szCs w:val="20"/>
-        </w:rPr>
-        <w:t xml:space="preserve"> install -g </w:t>
-      </w:r>
-      <w:proofErr w:type="spellStart"/>
-      <w:r>
-        <w:rPr>
-          <w:rFonts w:ascii="Consolas" w:eastAsia="Consolas" w:hAnsi="Consolas" w:cs="Consolas"/>
-          <w:color w:val="4A4239"/>
-          <w:sz w:val="20"/>
-          <w:szCs w:val="20"/>
-        </w:rPr>
-        <w:t>claude</w:t>
-      </w:r>
-      <w:proofErr w:type="spellEnd"/>
-      <w:r>
-        <w:rPr>
-          <w:rFonts w:ascii="Consolas" w:eastAsia="Consolas" w:hAnsi="Consolas" w:cs="Consolas"/>
-          <w:color w:val="4A4239"/>
-          <w:sz w:val="20"/>
-          <w:szCs w:val="20"/>
-        </w:rPr>
-        <w:t>-analytic</w:t>
+        <w:t>npm install -g claude-analytic</w:t>
       </w:r>
     </w:p>
     <w:p>
@@ -2783,7 +2241,27 @@
           <w:sz w:val="24"/>
           <w:szCs w:val="24"/>
         </w:rPr>
-        <w:t>— a small tool, kept honest.</w:t>
+        <w:t>— a small tool, kept honest</w:t>
+      </w:r>
+      <w:r>
+        <w:rPr>
+          <w:rFonts w:ascii="Georgia" w:eastAsia="Georgia" w:hAnsi="Georgia" w:cs="Georgia"/>
+          <w:i/>
+          <w:iCs/>
+          <w:sz w:val="24"/>
+          <w:szCs w:val="24"/>
+        </w:rPr>
+        <w:t xml:space="preserve"> (KCB)</w:t>
+      </w:r>
+      <w:r>
+        <w:rPr>
+          <w:rFonts w:ascii="Georgia" w:eastAsia="Georgia" w:hAnsi="Georgia" w:cs="Georgia"/>
+          <w:i/>
+          <w:iCs/>
+          <w:sz w:val="24"/>
+          <w:szCs w:val="24"/>
+        </w:rPr>
+        <w:t>.</w:t>
       </w:r>
     </w:p>
     <w:sectPr>
@@ -2916,7 +2394,6 @@
         <w:tab w:val="right" w:pos="10080"/>
       </w:tabs>
     </w:pPr>
-    <w:proofErr w:type="spellStart"/>
     <w:r>
       <w:rPr>
         <w:rFonts w:ascii="Consolas" w:eastAsia="Consolas" w:hAnsi="Consolas" w:cs="Consolas"/>
@@ -2925,18 +2402,7 @@
         <w:sz w:val="16"/>
         <w:szCs w:val="16"/>
       </w:rPr>
-      <w:t>claude</w:t>
-    </w:r>
-    <w:proofErr w:type="spellEnd"/>
-    <w:r>
-      <w:rPr>
-        <w:rFonts w:ascii="Consolas" w:eastAsia="Consolas" w:hAnsi="Consolas" w:cs="Consolas"/>
-        <w:color w:val="7A6F5F"/>
-        <w:spacing w:val="30"/>
-        <w:sz w:val="16"/>
-        <w:szCs w:val="16"/>
-      </w:rPr>
-      <w:t>-analytic</w:t>
+      <w:t>claude-analytic</w:t>
     </w:r>
     <w:r>
       <w:rPr>
@@ -2949,7 +2415,18 @@
         <w:szCs w:val="16"/>
       </w:rPr>
       <w:tab/>
-      <w:t>a field manual</w:t>
+    </w:r>
+    <w:r>
+      <w:rPr>
+        <w:rFonts w:ascii="Consolas" w:eastAsia="Consolas" w:hAnsi="Consolas" w:cs="Consolas"/>
+        <w:i/>
+        <w:iCs/>
+        <w:color w:val="7A6F5F"/>
+        <w:spacing w:val="30"/>
+        <w:sz w:val="16"/>
+        <w:szCs w:val="16"/>
+      </w:rPr>
+      <w:t>Kartik Chandra Biswas</w:t>
     </w:r>
   </w:p>
 </w:hdr>
@@ -3652,6 +3129,48 @@
       <w:szCs w:val="20"/>
     </w:rPr>
   </w:style>
+  <w:style w:type="paragraph" w:styleId="Header">
+    <w:name w:val="header"/>
+    <w:basedOn w:val="Normal"/>
+    <w:link w:val="HeaderChar"/>
+    <w:uiPriority w:val="99"/>
+    <w:unhideWhenUsed/>
+    <w:rsid w:val="00293947"/>
+    <w:pPr>
+      <w:tabs>
+        <w:tab w:val="center" w:pos="4680"/>
+        <w:tab w:val="right" w:pos="9360"/>
+      </w:tabs>
+    </w:pPr>
+  </w:style>
+  <w:style w:type="character" w:customStyle="1" w:styleId="HeaderChar">
+    <w:name w:val="Header Char"/>
+    <w:basedOn w:val="DefaultParagraphFont"/>
+    <w:link w:val="Header"/>
+    <w:uiPriority w:val="99"/>
+    <w:rsid w:val="00293947"/>
+  </w:style>
+  <w:style w:type="paragraph" w:styleId="Footer">
+    <w:name w:val="footer"/>
+    <w:basedOn w:val="Normal"/>
+    <w:link w:val="FooterChar"/>
+    <w:uiPriority w:val="99"/>
+    <w:unhideWhenUsed/>
+    <w:rsid w:val="00293947"/>
+    <w:pPr>
+      <w:tabs>
+        <w:tab w:val="center" w:pos="4680"/>
+        <w:tab w:val="right" w:pos="9360"/>
+      </w:tabs>
+    </w:pPr>
+  </w:style>
+  <w:style w:type="character" w:customStyle="1" w:styleId="FooterChar">
+    <w:name w:val="Footer Char"/>
+    <w:basedOn w:val="DefaultParagraphFont"/>
+    <w:link w:val="Footer"/>
+    <w:uiPriority w:val="99"/>
+    <w:rsid w:val="00293947"/>
+  </w:style>
 </w:styles>
 </file>
 
